--- a/example_articles/countries/Ireland/6.countries_Ireland_Other_publisher.docx
+++ b/example_articles/countries/Ireland/6.countries_Ireland_Other_publisher.docx
@@ -29,17 +29,17 @@
     </w:p>
     <w:p>
       <w:r>
-        <w:t>Source File: Other publishers/Files (500) (15).DOCX</w:t>
+        <w:t>Source file: Other publishers/Files (500) (15).DOCX</w:t>
       </w:r>
     </w:p>
     <w:p>
       <w:r>
-        <w:t>Raw locations result: ['Ireland']</w:t>
+        <w:t>Raw locations result, 'locations': ['Ireland']</w:t>
       </w:r>
     </w:p>
     <w:p>
       <w:r>
-        <w:t>countries_stand_flat (Standardized): Ireland</w:t>
+        <w:t>Standardized locations result, 'countries_stand_flat': Ireland</w:t>
       </w:r>
     </w:p>
     <w:p>

--- a/example_articles/countries/Ireland/6.countries_Ireland_Other_publisher.docx
+++ b/example_articles/countries/Ireland/6.countries_Ireland_Other_publisher.docx
@@ -7,9 +7,7 @@
         <w:pStyle w:val="Heading1"/>
       </w:pPr>
       <w:r>
-        <w:t>BLUE-COLLAR BLUES;</w:t>
-        <w:br/>
-        <w:t>WE ARE WITNESSING THE OBSOLESCENCE OF AN ENTIRE CLASS OF WORKER</w:t>
+        <w:t>Picture-perfect marriage</w:t>
       </w:r>
     </w:p>
     <w:p>
@@ -19,22 +17,22 @@
     </w:p>
     <w:p>
       <w:r>
-        <w:t>Date: 1993-11-18</w:t>
+        <w:t>Date: 1994-12-22</w:t>
       </w:r>
     </w:p>
     <w:p>
       <w:r>
-        <w:t>Section: EDITORIAL,</w:t>
+        <w:t>Section: ARTS &amp; ENTERTAINMENT,</w:t>
       </w:r>
     </w:p>
     <w:p>
       <w:r>
-        <w:t>Source file: Other publishers/Files (500) (15).DOCX</w:t>
+        <w:t>Source file: Other publishers/Files (500) (30).DOCX</w:t>
       </w:r>
     </w:p>
     <w:p>
       <w:r>
-        <w:t>Raw locations result, 'locations': ['Ireland']</w:t>
+        <w:t>Raw locations result, 'locations': ['Northern Ireland (Ballymena near Belfast)']</w:t>
       </w:r>
     </w:p>
     <w:p>
@@ -51,39 +49,79 @@
     </w:p>
     <w:p>
       <w:r>
-        <w:t>At one level, the pitched battle over the North American Free Trade Agreement was about an issue it would hardly touch -- at least not in the near term: the future of blue-collar workers.</w:t>
+        <w:t>When Liam Neeson talks, it's easy to drift across the ocean on the waves of his voice. The Irish accent is soft, seductive. He was born to sit in front of a roaring fire, telling stories in his leisurely fashion while he scrapes the mud from his boots.</w:t>
         <w:br/>
-        <w:t>Indeed, it may be because the agreement has so little to do with the U.S. working class that it has become such a hot topic. Here is a proposal born under President Bush, elevated to critical status by President Clinton, backed by business and Republicans -- the major economic proposal of the season -- and it doesn't address the fears of the group that is the principal economic loser of the last 15 years. And by failing to address those fears, it exacerbates them.</w:t>
+        <w:t>Now that Neeson has hit his very long stride as an actor, it seems the most natural thing in the world. What other occupation could make an asset out of a nose broken in a boxing match, eyes as sad as a sick dog's and a reticent manner that belies his powerful, 6-feet-4 frame?</w:t>
         <w:br/>
-        <w:t>Whether this is a reasonable response is a different question. Labor Secretary Robert Reich, with whom I talked earlier this week, thinks it isn't. He confirmed what already seemed clear to me: that, strictly on job-creation/ job-loss terms, NAFTA is a plus. Ross Perot's prediction of a ''giant sucking sound'' of U.S. jobs heading south to Mexico seems baseless. Nothing in the proposal would make Mexico's cheap labor more attractive -- or more accessible -- to U.S. companies than it already is.</w:t>
+        <w:t>His reputation as a womanizer who has been involved with Julia Roberts, Barbra Streisand, Helen Mirren and a host of starlets came to an end with his marriage this year to Natasha Richardson, the daughter of Vanessa Redgrave. They starred together on Broadway in ''Anna Christie'' and team up again as dueling doctors in ''Nell,'' which opens tomorrow.</w:t>
         <w:br/>
-        <w:t>And to the extent that it knocks down the double-digit tariffs on U.S. goods sold across the border, it ought to mean more sales for U.S. products and, at least marginally, more jobs.</w:t>
+        <w:t>His reputation as a great actor who was largely unknown also came to an end this year with the world-wide success of ''Schindler's List.''</w:t>
         <w:br/>
-        <w:t>But it's not really about jobs. At least not in the sense that the beleaguered working class thinks about jobs. It may create jobs in the sense that every major economic advance, from cars to computers, has created jobs -- in the aggregate and in the long term. But worried buggy-whip makers and typewriter repairmen think, of necessity, in the near term. And in the near term, economic change leaves people behind.</w:t>
+        <w:t>How has his life changed?</w:t>
         <w:br/>
-        <w:t>Worse: It's not just the disappearance of specific crafts and products that has blue-collar workers feeling increasingly vulnerable. What we are witnessing is the obsolescence of an entire class of worker: The industrious but modestly educated man or woman for whom a factory job meant economic security.</w:t>
+        <w:t>''People send me clothes for nothing. I get paid exorbitant amounts of money that I just hand back to the government again. I don't like to analyze it too much, but isn't it crazy? The more successful you get, everybody in the world wants to send you stuff for nothing. I can't figure it out. You go into a restaurant and the manager comes over. 'It's on me, sir.' No please, I want to pay! 'No, no, it's on me.' But I want to give you money! 'Please don't. It's an honor having you, sir.' ''</w:t>
         <w:br/>
-        <w:t>Reich understands the fears generated by this shift. ''With or without NAFTA,'' he said, ''if this society is to join the new global economy, we have to create pathways for all people to get good jobs. Otherwise people will try to preserve the past.''</w:t>
+        <w:t>So what's the bad side of stardom?</w:t>
         <w:br/>
-        <w:t>That past -- more attractive as it recedes -- is the factory. And neither NAFTA nor anything else on the table seems a reasonable substitute for it.</w:t>
+        <w:t>''That is the bad side,'' says Neeson with a laugh.</w:t>
         <w:br/>
-        <w:t>What blue-collar workers fear most is not simply having to take a lesser- paying job. They fear becoming unnecessary, as whatever new jobs come on- stream go to people with skills they themselves have little hope of acquiring.</w:t>
+        <w:t>''Look, I'm very aware there's 85 percent unemployment among actors all the time. Michael Caine once said it's a gamble, being an actor or an actress. When it works, when it pays off, it's like .0001 percent who are able to sustain themselves with a modicum of comfort. He said go with it, you know. Don't feel guilty, because you could have easily fallen flat on your face.''</w:t>
         <w:br/>
-        <w:t>It has already happened in the central cities. The exodus of blue-collar jobs -- whether to the suburbs or overseas -- has been blamed for making young black men unnecessary and, by doing so, creating the discouraged and increasingly violent underclass. And none of this was even on the table.</w:t>
+        <w:t>And, of course, when he needs a dose of perspective he can always go home to his native Ireland, to Ballymena near Belfast.</w:t>
         <w:br/>
-        <w:t>''The dirty little secret buried inside the NAFTA debate,'' says Reich, ''was class consciousness. Low-skill, low-wage workers don't think NAFTA will help them. I think it will. The suspicion is that NAFTA will help the elite.</w:t>
+        <w:t>''The Irish are proud of you if you do well, but they don't like to see you get too far above your station. The last time I was back home -- there's so much in a couple of words that I don't know if there's an American equivalent. I was walking down the street and there was a guy about my age standing there with a couple of friends, and he said, 'Aye, there's the big man.' It was the way he said it. I knew exactly what he meant. It was like an acknowledgment of who you were, but he's walking down our street, he hasn't got that far above us.''</w:t>
         <w:br/>
-        <w:t>''That's not hard for me to understand. The rate and duration of unemployment for blue-collar workers have gone up in the last 15 years, and their real wages have gone down. Blue-collar income has been sinking for 15 years. But if you have college -- and especially if you have a graduate degree -- your income has been increasing. That's true going back to the beginning of the Reagan years, except for the period from 1989 to 1992, when everybody dropped. The earnings gap between college-educated and non-college workers doubled in the '80s,'' Reich said.</w:t>
+        <w:t>In fact, Neeson has. From a working class upbringing -- his father was the school custodian -- Neeson has risen to rarefied heights. Marrying Richardson would have been a fantasy if he had remained a teacher, which is what he trained to do. The Redgrave family is the closest thing to royalty in the theater world, producing three generations of acclaimed thespians. And yet when you meet Richardson, it's immediately apparent what they have in common: incredibly dowdy taste in clothes.</w:t>
         <w:br/>
-        <w:t>''A lot of people haven't got it in their heads how important skills are,'' he said. ''Kids don't see the relationship between school and work. That's got to change. That's why we are introducing our school-to-work concept. That's why, in early January, we will introduce a bill to change the unemployment system into a re-employment system. Employment isn't cyclical, the way it used to be. It's structural now. We've also got to do what we can to increase America's role in the global market, because that means more jobs.</w:t>
+        <w:t>Neeson, 42, looks like he borrowed someone else's crumpled blazer, and it almost fits. Their first child is due early this summer and Richardson, 31, is just beginning to show beneath a drab black dress and shapeless cardigan. But she has that dewy English beauty, and her manner is fresh, witty and warm. She's as chatty and personable as Neeson is guarded and thoughtful.</w:t>
         <w:br/>
-        <w:t>''The worst conceivable combination is protectionism and inadequate investment in education and training.''</w:t>
+        <w:t>In ''Nell,'' Richardson plays a psychologist who battles with a small-town doctor, played by Neeson, over the fate of a young woman who's been found living alone in the mountains. Nell, who's portrayed by Jodie Foster, has never had contact with civilization and speaks her own language. Should she be left alone or taken to a hospital where she can offer a rare case study on human development? The latter is what Richardson's Dr. Olsen suggests.</w:t>
+        <w:br/>
+        <w:t>''We were privileged enough to have the writer come work with us, and we were very pleased with the script. We were all obsessed with not making Paula Olsen the bad guy. She may have her problems, and she may have a different approach, but her point of view, the audience should feel, is just as valid as Jerry Lovell's (Neeson's character), though of course the audience is going to go with him and like him immediately. We didn't want it to be a black-and-white thing where she's the scientific doctor and he's the good local guy,'' Richardson explains.</w:t>
+        <w:br/>
+        <w:t>Working with her husband is much like working with any actor, Richardson says.</w:t>
+        <w:br/>
+        <w:t>''It's not moving into a different mode. You don't have to pretend you don't live with that person or whatever. It's just that you're actors. Liam's an actor I tremendously admire and I love working with him. We met working together; that's how our relationship started. We're used to working with each other, but there's probably a certain shorthand and textures that we bring that we're probably unaware of.''</w:t>
+        <w:br/>
+        <w:t>Having grown up in a theatrical family, Richardson is an old hand at working with family members. She won rave reviews for her stage performance in ''The Sea Gull'' opposite her mother, but movies have always held more appeal for her. She credits her father, the late director Tony Richardson (''Tom Jones''), for that.</w:t>
+        <w:br/>
+        <w:t>''Apparently father used to bounce me on his knees when I was 3 and say, 'Movies, movies, movies,' and it went in,'' she says with a grin.</w:t>
+        <w:br/>
+        <w:t>Though having such illustrious lineage can be an enormous help to a young actress, Richardson admits that it also can overshadow her own work, and that she hasn't always been happy about the attention focused on her background.</w:t>
+        <w:br/>
+        <w:t>''I think that's been one of the great things for me about living in this country. American people and New York City have been very generous to me as an actress, in welcoming me and appreciating my work. Here the fact that I come from my family is an interesting sidebar rather than the main event.</w:t>
+        <w:br/>
+        <w:t>''For years when I was starting out I hated all that attention on that, and then as you grow older you think, is it ever going to end? There are times when you think hang on a moment, what do the press ask my contemporaries about when they're busy asking me about my background? There are times when I do get a little weary of it, but at the same time I feel privileged to have come from this great family of working actors.''</w:t>
+        <w:br/>
+        <w:t>She says she learned an approach to her work, a professionalism, ''the way to behave'' from her family that can be traced back to her grandfather, Sir Michael Redgrave. But her biggest inspiration was her mother. ''Just watching her movies when I was growing up, I just thought, 'Oh, it doesn't get any better than this!' ''</w:t>
+        <w:br/>
+        <w:t>But she also cringed at her mother's political activity and the controversy and sometimes shame it brought the family. Redgrave herself has said she wishes she had been a better mother.</w:t>
+        <w:br/>
+        <w:t>''It's made me very gun-shy of politics for the rest of my life. It's turned me right off. Because of the effect on our family life -- it's so hard to see your own mother pilloried, and because the politics took her away from her children. I admire her tremendously for saying what she believes in and being a woman of great principle and great care for human beings, but I have disagreed with her politically and I still do.</w:t>
+        <w:br/>
+        <w:t>''I feel very bad for mother. I keep saying, 'Don't feel guilty, it's too late.' She was always very loving, even if she wasn't as hands-on as she could have been. I find it sad she feels that way now. At least we're not totally messed up. She did something right. Apart from the political stuff, I think she did a great job.''</w:t>
+        <w:br/>
+        <w:t>In fact, says Richardson, there's not a lot she would change in bringing up her own children. She understands the demands of acting careers, and she and Neeson intend to juggle their schedules around their family while keeping a base at their newly purchased home in New York state.</w:t>
+        <w:br/>
+        <w:t>''As long as there is that love and support, children love going to different locations and moving around with their parents. They're far more adaptable than adults. But I'm not that far yet. I'm still dealing with what it feels like to not be able to put on any of my clothes,'' she says with another laugh.</w:t>
+        <w:br/>
+        <w:t>While Richardson concentrates on motherhood, Neeson is completing ''Rob Roy,'' a movie about the Robin Hood of Scotland. It's yet another character with heart, ''but at least I wear a skirt,'' chuckles Neeson.</w:t>
+        <w:br/>
+        <w:t>''With heart you go through a range of emotions. I think losers are the hardest, and they're the best, the most satisfying to do. The cinematic cliche, the stone-cold killer, that's not satisfying.''</w:t>
+        <w:br/>
+        <w:t>Was Neeson surprised by the success of ''Schindler's List,'' a movie many thought was too uncommercial to succeed despite the magic name of Steven Spielberg?</w:t>
+        <w:br/>
+        <w:t>''I was. It seemed to touch a piece of the world's psyche, I think. …</w:t>
+        <w:br/>
+        <w:t>''I don't think movies change society. They never have, never will. But they will give people cause for thought. A person can make a difference. You shouldn't take anything laying down. We're all absolutely unique and special. We are the best we are, though we can always be that much better.''</w:t>
         <w:br/>
         <w:br/>
-        <w:t>Notes</w:t>
+        <w:t>Graphic</w:t>
         <w:br/>
         <w:br/>
-        <w:t>William Raspberry is a syndicated columnist for The Washington Post.</w:t>
+        <w:t xml:space="preserve"> </w:t>
+        <w:br/>
+        <w:t>PHOTO, PHOTO: Andrew Cooper: Natasha Richardson, left, and Jodie Foster and Liam Neeson star in the film ''Nell.''</w:t>
       </w:r>
     </w:p>
     <w:sectPr>

--- a/example_articles/countries/Ireland/6.countries_Ireland_Other_publisher.docx
+++ b/example_articles/countries/Ireland/6.countries_Ireland_Other_publisher.docx
@@ -7,7 +7,9 @@
         <w:pStyle w:val="Heading1"/>
       </w:pPr>
       <w:r>
-        <w:t>Picture-perfect marriage</w:t>
+        <w:t>Video Watch;</w:t>
+        <w:br/>
+        <w:t xml:space="preserve"> 'Spice World' knows better than to take itself seriously</w:t>
       </w:r>
     </w:p>
     <w:p>
@@ -17,22 +19,22 @@
     </w:p>
     <w:p>
       <w:r>
-        <w:t>Date: 1994-12-22</w:t>
+        <w:t>Date: 1998-06-14</w:t>
       </w:r>
     </w:p>
     <w:p>
       <w:r>
-        <w:t>Section: ARTS &amp; ENTERTAINMENT,</w:t>
+        <w:t>Section: Pg. 17F</w:t>
       </w:r>
     </w:p>
     <w:p>
       <w:r>
-        <w:t>Source file: Other publishers/Files (500) (30).DOCX</w:t>
+        <w:t>Source file: Other publishers/Files (500) (21).DOCX</w:t>
       </w:r>
     </w:p>
     <w:p>
       <w:r>
-        <w:t>Raw locations result, 'locations': ['Northern Ireland (Ballymena near Belfast)']</w:t>
+        <w:t>Raw locations result, 'locations': ['Ireland']</w:t>
       </w:r>
     </w:p>
     <w:p>
@@ -49,71 +51,27 @@
     </w:p>
     <w:p>
       <w:r>
-        <w:t>When Liam Neeson talks, it's easy to drift across the ocean on the waves of his voice. The Irish accent is soft, seductive. He was born to sit in front of a roaring fire, telling stories in his leisurely fashion while he scrapes the mud from his boots.</w:t>
+        <w:t>Since the recent departure of Ginger, the Spice Girls are one jar short of a full rack - although the remaining four members say they'll stay together. Whether they do or not, the group already has created a legacy guaranteed to last at least till next week: Spice Girls cosmetics, T-shirts, posters and the film "Spice World" (Three and a half out of a possible five stars, rated PG).</w:t>
         <w:br/>
-        <w:t>Now that Neeson has hit his very long stride as an actor, it seems the most natural thing in the world. What other occupation could make an asset out of a nose broken in a boxing match, eyes as sad as a sick dog's and a reticent manner that belies his powerful, 6-feet-4 frame?</w:t>
+        <w:t xml:space="preserve"> The Spice Girls are a silly bunch, and their first movie capitalizes on their spoofiness. It's dumb, but fun. "Spice World" follows the girls as they rehearse for a concert and head for the Royal Albert Hall in their custom bus, which is outfitted with exercise equipment, a swing and full-length mirrors. Their saga is punctuated by lessons from a drill-sergeant dance instructor, an encounter with space aliens, a wild boat ride on the Thames and other misadventures - not to mention all of their hit pop tunes.</w:t>
         <w:br/>
-        <w:t>His reputation as a womanizer who has been involved with Julia Roberts, Barbra Streisand, Helen Mirren and a host of starlets came to an end with his marriage this year to Natasha Richardson, the daughter of Vanessa Redgrave. They starred together on Broadway in ''Anna Christie'' and team up again as dueling doctors in ''Nell,'' which opens tomorrow.</w:t>
+        <w:t>A subplot has the girls coming perilously close to missing their own concert in order to help a single friend through her labor. This is to demonstrate that to the Spice Girls, their "Girl Power" slogan is more than mere words on a skin-tight T-shirt.</w:t>
         <w:br/>
-        <w:t>His reputation as a great actor who was largely unknown also came to an end this year with the world-wide success of ''Schindler's List.''</w:t>
+        <w:t xml:space="preserve"> "Spice World" took some flak for being a knockoff of the Beatles' day-in-the-life-of flick, "A Hard Day's Night." Well, so what? If you're a lightweight British pop band wanting to charm the public, what better movie to imitate than that irresistible classic? In neither case do the band members take themselves seriously. The Spice Girls, with their huge platform shoes, puffy lips, kooky hairdos and cartoonish cleavages, know they're a running sight gag, and they revel in it.</w:t>
         <w:br/>
-        <w:t>How has his life changed?</w:t>
+        <w:t xml:space="preserve"> Flicks show fictional day in bands' lives</w:t>
         <w:br/>
-        <w:t>''People send me clothes for nothing. I get paid exorbitant amounts of money that I just hand back to the government again. I don't like to analyze it too much, but isn't it crazy? The more successful you get, everybody in the world wants to send you stuff for nothing. I can't figure it out. You go into a restaurant and the manager comes over. 'It's on me, sir.' No please, I want to pay! 'No, no, it's on me.' But I want to give you money! 'Please don't. It's an honor having you, sir.' ''</w:t>
+        <w:t xml:space="preserve"> Follow bands on the run in these five movies:</w:t>
         <w:br/>
-        <w:t>So what's the bad side of stardom?</w:t>
+        <w:t xml:space="preserve"> "A Hard Day's Night" (1964, not rated). The Beatles take on their fans, managers and a clean old man in this energetic, witty jaunt through a pseudo-typical day. Trust me - you can see this movie more than 40 times and it still sparkles. Five out of five stars</w:t>
         <w:br/>
-        <w:t>''That is the bad side,'' says Neeson with a laugh.</w:t>
+        <w:t xml:space="preserve"> "Some Like It Hot" (1959, not rated) Musicians Tony Curtis and Jack Lemmon witness a Chicago gangland massacre, but the gangsters spot them and give chase. To hide out, the two dress as women and flee to Florida with an all-girl band, one member of which is Marilyn Monroe. You can guess some of the rest, but certainly not all. Five out of five stars</w:t>
         <w:br/>
-        <w:t>''Look, I'm very aware there's 85 percent unemployment among actors all the time. Michael Caine once said it's a gamble, being an actor or an actress. When it works, when it pays off, it's like .0001 percent who are able to sustain themselves with a modicum of comfort. He said go with it, you know. Don't feel guilty, because you could have easily fallen flat on your face.''</w:t>
+        <w:t xml:space="preserve"> "This Is Spinal Tap" (1984, rated R). A satire about the rise and fall of a hapless heavy-metal band that's plagued by the serial loss of its drummers, not-to-scale concert props and near-terminal stupidity. The musical numbers are hilariously realistic. Four out of five stars</w:t>
         <w:br/>
-        <w:t>And, of course, when he needs a dose of perspective he can always go home to his native Ireland, to Ballymena near Belfast.</w:t>
+        <w:t xml:space="preserve"> "The Commitments" (1991, rated R). Colm Meany, Commander O'Brien of "Star Trek: The Next Generation," is the most recognizable face in this story of a bunch of working-class kids in Dublin who form an R&amp;B band, and their struggle to get good. The story drags at times, but the soundtrack is full of gems. Three and a half out of five stars</w:t>
         <w:br/>
-        <w:t>''The Irish are proud of you if you do well, but they don't like to see you get too far above your station. The last time I was back home -- there's so much in a couple of words that I don't know if there's an American equivalent. I was walking down the street and there was a guy about my age standing there with a couple of friends, and he said, 'Aye, there's the big man.' It was the way he said it. I knew exactly what he meant. It was like an acknowledgment of who you were, but he's walking down our street, he hasn't got that far above us.''</w:t>
-        <w:br/>
-        <w:t>In fact, Neeson has. From a working class upbringing -- his father was the school custodian -- Neeson has risen to rarefied heights. Marrying Richardson would have been a fantasy if he had remained a teacher, which is what he trained to do. The Redgrave family is the closest thing to royalty in the theater world, producing three generations of acclaimed thespians. And yet when you meet Richardson, it's immediately apparent what they have in common: incredibly dowdy taste in clothes.</w:t>
-        <w:br/>
-        <w:t>Neeson, 42, looks like he borrowed someone else's crumpled blazer, and it almost fits. Their first child is due early this summer and Richardson, 31, is just beginning to show beneath a drab black dress and shapeless cardigan. But she has that dewy English beauty, and her manner is fresh, witty and warm. She's as chatty and personable as Neeson is guarded and thoughtful.</w:t>
-        <w:br/>
-        <w:t>In ''Nell,'' Richardson plays a psychologist who battles with a small-town doctor, played by Neeson, over the fate of a young woman who's been found living alone in the mountains. Nell, who's portrayed by Jodie Foster, has never had contact with civilization and speaks her own language. Should she be left alone or taken to a hospital where she can offer a rare case study on human development? The latter is what Richardson's Dr. Olsen suggests.</w:t>
-        <w:br/>
-        <w:t>''We were privileged enough to have the writer come work with us, and we were very pleased with the script. We were all obsessed with not making Paula Olsen the bad guy. She may have her problems, and she may have a different approach, but her point of view, the audience should feel, is just as valid as Jerry Lovell's (Neeson's character), though of course the audience is going to go with him and like him immediately. We didn't want it to be a black-and-white thing where she's the scientific doctor and he's the good local guy,'' Richardson explains.</w:t>
-        <w:br/>
-        <w:t>Working with her husband is much like working with any actor, Richardson says.</w:t>
-        <w:br/>
-        <w:t>''It's not moving into a different mode. You don't have to pretend you don't live with that person or whatever. It's just that you're actors. Liam's an actor I tremendously admire and I love working with him. We met working together; that's how our relationship started. We're used to working with each other, but there's probably a certain shorthand and textures that we bring that we're probably unaware of.''</w:t>
-        <w:br/>
-        <w:t>Having grown up in a theatrical family, Richardson is an old hand at working with family members. She won rave reviews for her stage performance in ''The Sea Gull'' opposite her mother, but movies have always held more appeal for her. She credits her father, the late director Tony Richardson (''Tom Jones''), for that.</w:t>
-        <w:br/>
-        <w:t>''Apparently father used to bounce me on his knees when I was 3 and say, 'Movies, movies, movies,' and it went in,'' she says with a grin.</w:t>
-        <w:br/>
-        <w:t>Though having such illustrious lineage can be an enormous help to a young actress, Richardson admits that it also can overshadow her own work, and that she hasn't always been happy about the attention focused on her background.</w:t>
-        <w:br/>
-        <w:t>''I think that's been one of the great things for me about living in this country. American people and New York City have been very generous to me as an actress, in welcoming me and appreciating my work. Here the fact that I come from my family is an interesting sidebar rather than the main event.</w:t>
-        <w:br/>
-        <w:t>''For years when I was starting out I hated all that attention on that, and then as you grow older you think, is it ever going to end? There are times when you think hang on a moment, what do the press ask my contemporaries about when they're busy asking me about my background? There are times when I do get a little weary of it, but at the same time I feel privileged to have come from this great family of working actors.''</w:t>
-        <w:br/>
-        <w:t>She says she learned an approach to her work, a professionalism, ''the way to behave'' from her family that can be traced back to her grandfather, Sir Michael Redgrave. But her biggest inspiration was her mother. ''Just watching her movies when I was growing up, I just thought, 'Oh, it doesn't get any better than this!' ''</w:t>
-        <w:br/>
-        <w:t>But she also cringed at her mother's political activity and the controversy and sometimes shame it brought the family. Redgrave herself has said she wishes she had been a better mother.</w:t>
-        <w:br/>
-        <w:t>''It's made me very gun-shy of politics for the rest of my life. It's turned me right off. Because of the effect on our family life -- it's so hard to see your own mother pilloried, and because the politics took her away from her children. I admire her tremendously for saying what she believes in and being a woman of great principle and great care for human beings, but I have disagreed with her politically and I still do.</w:t>
-        <w:br/>
-        <w:t>''I feel very bad for mother. I keep saying, 'Don't feel guilty, it's too late.' She was always very loving, even if she wasn't as hands-on as she could have been. I find it sad she feels that way now. At least we're not totally messed up. She did something right. Apart from the political stuff, I think she did a great job.''</w:t>
-        <w:br/>
-        <w:t>In fact, says Richardson, there's not a lot she would change in bringing up her own children. She understands the demands of acting careers, and she and Neeson intend to juggle their schedules around their family while keeping a base at their newly purchased home in New York state.</w:t>
-        <w:br/>
-        <w:t>''As long as there is that love and support, children love going to different locations and moving around with their parents. They're far more adaptable than adults. But I'm not that far yet. I'm still dealing with what it feels like to not be able to put on any of my clothes,'' she says with another laugh.</w:t>
-        <w:br/>
-        <w:t>While Richardson concentrates on motherhood, Neeson is completing ''Rob Roy,'' a movie about the Robin Hood of Scotland. It's yet another character with heart, ''but at least I wear a skirt,'' chuckles Neeson.</w:t>
-        <w:br/>
-        <w:t>''With heart you go through a range of emotions. I think losers are the hardest, and they're the best, the most satisfying to do. The cinematic cliche, the stone-cold killer, that's not satisfying.''</w:t>
-        <w:br/>
-        <w:t>Was Neeson surprised by the success of ''Schindler's List,'' a movie many thought was too uncommercial to succeed despite the magic name of Steven Spielberg?</w:t>
-        <w:br/>
-        <w:t>''I was. It seemed to touch a piece of the world's psyche, I think. …</w:t>
-        <w:br/>
-        <w:t>''I don't think movies change society. They never have, never will. But they will give people cause for thought. A person can make a difference. You shouldn't take anything laying down. We're all absolutely unique and special. We are the best we are, though we can always be that much better.''</w:t>
+        <w:t xml:space="preserve"> "The Five Heartbeats" (1991, rated R). Five black singers in the 1960s suffer every sling and arrow in the music-biz quiver while trying to keep their personal lives afloat. Based on interviews director Robert Townsend conducted with members of the Dells. Three and a half out of five stars</w:t>
         <w:br/>
         <w:br/>
         <w:t>Graphic</w:t>
@@ -121,7 +79,7 @@
         <w:br/>
         <w:t xml:space="preserve"> </w:t>
         <w:br/>
-        <w:t>PHOTO, PHOTO: Andrew Cooper: Natasha Richardson, left, and Jodie Foster and Liam Neeson star in the film ''Nell.''</w:t>
+        <w:t>Photograph; Photograph; Photograph; Cartoon; Cartoon</w:t>
       </w:r>
     </w:p>
     <w:sectPr>

--- a/example_articles/countries/Ireland/6.countries_Ireland_Other_publisher.docx
+++ b/example_articles/countries/Ireland/6.countries_Ireland_Other_publisher.docx
@@ -7,9 +7,9 @@
         <w:pStyle w:val="Heading1"/>
       </w:pPr>
       <w:r>
-        <w:t>Video Watch;</w:t>
+        <w:t>Playwright links experiences of teens from different worlds;</w:t>
         <w:br/>
-        <w:t xml:space="preserve"> 'Spice World' knows better than to take itself seriously</w:t>
+        <w:t>Tom Reing incorporated parallels between youths in Ireland and in Grays Ferry into his new work.</w:t>
       </w:r>
     </w:p>
     <w:p>
@@ -19,22 +19,22 @@
     </w:p>
     <w:p>
       <w:r>
-        <w:t>Date: 1998-06-14</w:t>
+        <w:t>Date: 2003-01-05</w:t>
       </w:r>
     </w:p>
     <w:p>
       <w:r>
-        <w:t>Section: Pg. 17F</w:t>
+        <w:t>Section: NEIGHBORS MAIN LINE; Pg. L03</w:t>
       </w:r>
     </w:p>
     <w:p>
       <w:r>
-        <w:t>Source file: Other publishers/Files (500) (21).DOCX</w:t>
+        <w:t>Source file: Other publishers/Files (500) (24).DOCX</w:t>
       </w:r>
     </w:p>
     <w:p>
       <w:r>
-        <w:t>Raw locations result, 'locations': ['Ireland']</w:t>
+        <w:t>Raw locations result, 'locations': ['Northern Ireland', 'United States (Pennsylvania)']</w:t>
       </w:r>
     </w:p>
     <w:p>
@@ -51,35 +51,51 @@
     </w:p>
     <w:p>
       <w:r>
-        <w:t>Since the recent departure of Ginger, the Spice Girls are one jar short of a full rack - although the remaining four members say they'll stay together. Whether they do or not, the group already has created a legacy guaranteed to last at least till next week: Spice Girls cosmetics, T-shirts, posters and the film "Spice World" (Three and a half out of a possible five stars, rated PG).</w:t>
+        <w:t>In Belfast, a group of Irish Catholic teens on a joyride talk about a friend who got caught helping to steal "an Orangie's car" and setting it on fire. They joke about the harsh repercussions. The sectarian tension that's such a part of their life is a recurring theme in their youthful banter.</w:t>
         <w:br/>
-        <w:t xml:space="preserve"> The Spice Girls are a silly bunch, and their first movie capitalizes on their spoofiness. It's dumb, but fun. "Spice World" follows the girls as they rehearse for a concert and head for the Royal Albert Hall in their custom bus, which is outfitted with exercise equipment, a swing and full-length mirrors. Their saga is punctuated by lessons from a drill-sergeant dance instructor, an encounter with space aliens, a wild boat ride on the Thames and other misadventures - not to mention all of their hit pop tunes.</w:t>
+        <w:t>In Philadelphia's Grays Ferry section, where racial tension has run high, the conversation among teens out for the night flits from dating to buying some stereo speakers on the street from someone who's from the neighborhood.</w:t>
         <w:br/>
-        <w:t>A subplot has the girls coming perilously close to missing their own concert in order to help a single friend through her labor. This is to demonstrate that to the Spice Girls, their "Girl Power" slogan is more than mere words on a skin-tight T-shirt.</w:t>
+        <w:t>Working and talking with teens in Belfast and Grays Ferry, playwright Tom Reing, of Philadelphia by way of Villanova, was struck by the parallels between the teens in two communities far from each other. The groups share a proud Irish heritage, working-class roots, and a fierce sense of loyalty to their neighborhoods.</w:t>
         <w:br/>
-        <w:t xml:space="preserve"> "Spice World" took some flak for being a knockoff of the Beatles' day-in-the-life-of flick, "A Hard Day's Night." Well, so what? If you're a lightweight British pop band wanting to charm the public, what better movie to imitate than that irresistible classic? In neither case do the band members take themselves seriously. The Spice Girls, with their huge platform shoes, puffy lips, kooky hairdos and cartoonish cleavages, know they're a running sight gag, and they revel in it.</w:t>
+        <w:t>Based on his interactions with the youth, Reing, a 1996 graduate of Villanova University's graduate theater program, wrote a play, High Noon in Grays Ferry, Twilight on Falls Road. A staged reading of that play will be presented at 8 p.m. Friday and 2 p.m. Saturday at the Playground at the Adrienne, 2030 Sansom St., Philadelphia.</w:t>
         <w:br/>
-        <w:t xml:space="preserve"> Flicks show fictional day in bands' lives</w:t>
+        <w:t>Reing, who is education director for InterAct Theatre Co. in Philadelphia, got the idea for the project after working with middle-school students in Grays Ferry a few years back. He returned to Grays Ferry last spring to talk with students at St. John Neumann and St. Maria Goretti High Schools.</w:t>
         <w:br/>
-        <w:t xml:space="preserve"> Follow bands on the run in these five movies:</w:t>
+        <w:t>The students there provided such an honest, humorous look at their lives that "I thought I could do them justice in the theater," Reing said.</w:t>
         <w:br/>
-        <w:t xml:space="preserve"> "A Hard Day's Night" (1964, not rated). The Beatles take on their fans, managers and a clean old man in this energetic, witty jaunt through a pseudo-typical day. Trust me - you can see this movie more than 40 times and it still sparkles. Five out of five stars</w:t>
+        <w:t>To move forward with the project, Reing earned a 2002 Independence Foundation Fellowship in the Arts, as well as an additional grant from the Greater Philadelphia Cultural Alliance 5-County Arts Fund.</w:t>
         <w:br/>
-        <w:t xml:space="preserve"> "Some Like It Hot" (1959, not rated) Musicians Tony Curtis and Jack Lemmon witness a Chicago gangland massacre, but the gangsters spot them and give chase. To hide out, the two dress as women and flee to Florida with an all-girl band, one member of which is Marilyn Monroe. You can guess some of the rest, but certainly not all. Five out of five stars</w:t>
+        <w:t>Last summer, Reing spent three weeks in Belfast, where he witnessed the bomb scares, saw a bus set on fire, and worked with youth at Rainbow Arts Factory, a theater group for social change that provides a safe place where children - Catholic and Protestant - learn together.</w:t>
         <w:br/>
-        <w:t xml:space="preserve"> "This Is Spinal Tap" (1984, rated R). A satire about the rise and fall of a hapless heavy-metal band that's plagued by the serial loss of its drummers, not-to-scale concert props and near-terminal stupidity. The musical numbers are hilariously realistic. Four out of five stars</w:t>
+        <w:t>In one scene in Reing's play, an actor portraying a Catholic youth describes how a bomb robot is called in when a bomb scare occurs. The children give the robot a name as if it were a prizefighter and place bets on whether the bomb is real or fake, he explains.</w:t>
         <w:br/>
-        <w:t xml:space="preserve"> "The Commitments" (1991, rated R). Colm Meany, Commander O'Brien of "Star Trek: The Next Generation," is the most recognizable face in this story of a bunch of working-class kids in Dublin who form an R&amp;B band, and their struggle to get good. The story drags at times, but the soundtrack is full of gems. Three and a half out of five stars</w:t>
+        <w:t>Then, he adds that he doesn't bet when his father's around. His father's office was next to a shop that loyalists and sometimes British soldiers frequented. The Irish Republican Army bombed the shop, and, in the explosion, his father lost part of his right leg and his left foot. "Doesn't seem much fun when I think of me Dad," the actor says as the light fades.</w:t>
         <w:br/>
-        <w:t xml:space="preserve"> "The Five Heartbeats" (1991, rated R). Five black singers in the 1960s suffer every sling and arrow in the music-biz quiver while trying to keep their personal lives afloat. Based on interviews director Robert Townsend conducted with members of the Dells. Three and a half out of five stars</w:t>
+        <w:t>About 60 percent of the dialogue comes almost word for word from the teens, Reing said. He blended characters to create a series of short, crisp vignettes for this two-act play that reveals their thoughts and lives.</w:t>
         <w:br/>
+        <w:t>"I want to celebrate them. They are great kids," he said. The play "shows these kids are grappling with a lot, but they are succeeding at some level."</w:t>
         <w:br/>
-        <w:t>Graphic</w:t>
+        <w:t>"They have a resilience, a sense of helping, of taking care of each other," he said.</w:t>
         <w:br/>
+        <w:t>"I love their humor," said Reing, who often works with at-risk or adjudicated youth at InterAct, using monologues, improvisation or playwriting exercises as an outlet for them to express themselves.</w:t>
         <w:br/>
-        <w:t xml:space="preserve"> </w:t>
+        <w:t>Reing got hooked on educational theater and outreach at the Delaware Theatre Company in Wilmington. There, he worked with incarcerated or mentally challenged youth from 1996 until 1998, when he joined InterAct Theatre.</w:t>
         <w:br/>
-        <w:t>Photograph; Photograph; Photograph; Cartoon; Cartoon</w:t>
+        <w:t>Reing, who teaches at La Salle University and will direct the university theater group's spring play, "And Then There Were None," himself attended a Catholic high school in Lebanon, Pa.</w:t>
+        <w:br/>
+        <w:t>Between Belfast and Grays Ferry, there is a common value system and morality, he said. "In both worlds, there is a stubbornness, a pride, and the idea that hope is somewhere. Hope is achievable."</w:t>
+        <w:br/>
+        <w:t>The youth sort of have the same value system placed on them, he said. They both fight it and abide by it. While intensely loyal to their tight-knit communities, they have a strong sense that hope is elsewhere and escape is tied to survival, he said.</w:t>
+        <w:br/>
+        <w:t>The back alleys in Belfast look a lot like those in Philadelphia, he said, noting that he spotted graffiti in Belfast that included the tag "Philly."</w:t>
+        <w:br/>
+        <w:t>In one scene in the play, a mural depicting the Fighting Irish mascot for a Catholic school is demolished in Grays Ferry. One of the characters takes the pieces and tries to put them together.</w:t>
+        <w:br/>
+        <w:t>"That's what I see with this play," Reing said. "It's a fragmentation. If you put it all together, you get a picture - an image of these two worlds."</w:t>
+        <w:br/>
+        <w:t>For more information or to reserve a seat for the play, call 215-568-8077.</w:t>
+        <w:br/>
+        <w:t>Send Arts news to Mary Anne Janco, The Inquirer, 800 River Rd., Conshohocken, Pa. 19428; e-mail it to PAarts@phillynews.com</w:t>
       </w:r>
     </w:p>
     <w:sectPr>

--- a/example_articles/countries/Ireland/6.countries_Ireland_Other_publisher.docx
+++ b/example_articles/countries/Ireland/6.countries_Ireland_Other_publisher.docx
@@ -34,7 +34,7 @@
     </w:p>
     <w:p>
       <w:r>
-        <w:t>Raw locations result, 'locations': ['Northern Ireland', 'United States (Pennsylvania)']</w:t>
+        <w:t>Raw locations result, 'locations': ['Pennsylvania', 'Northern Ireland']</w:t>
       </w:r>
     </w:p>
     <w:p>
